--- a/Articles/2026/4_Blender_Tips_and_Tricks/15_Checking_for_Loose_Geometry/15 Checking for Loose Geometry.docx
+++ b/Articles/2026/4_Blender_Tips_and_Tricks/15_Checking_for_Loose_Geometry/15 Checking for Loose Geometry.docx
@@ -7,6 +7,9 @@
         <w:pStyle w:val="Title"/>
       </w:pPr>
       <w:r>
+        <w:t xml:space="preserve">15 </w:t>
+      </w:r>
+      <w:r>
         <w:t>Checking for Loose Geometry</w:t>
       </w:r>
     </w:p>
@@ -25,13 +28,197 @@
     </w:p>
     <w:p>
       <w:r>
-        <w:rPr>
-          <w:rStyle w:val="Strong"/>
-        </w:rPr>
-        <w:t>Edit Mode → deselect everything → Select → Select All by Trait → Loose Geometry</w:t>
+        <w:t xml:space="preserve">Edit Mode </w:t>
+      </w:r>
+    </w:p>
+    <w:p>
+      <w:r>
+        <w:drawing>
+          <wp:inline distT="0" distB="0" distL="0" distR="0" wp14:anchorId="4BB2288C" wp14:editId="7A251954">
+            <wp:extent cx="2133898" cy="676369"/>
+            <wp:effectExtent l="76200" t="76200" r="133350" b="142875"/>
+            <wp:docPr id="2016704682" name="Picture 1"/>
+            <wp:cNvGraphicFramePr>
+              <a:graphicFrameLocks xmlns:a="http://schemas.openxmlformats.org/drawingml/2006/main" noChangeAspect="1"/>
+            </wp:cNvGraphicFramePr>
+            <a:graphic xmlns:a="http://schemas.openxmlformats.org/drawingml/2006/main">
+              <a:graphicData uri="http://schemas.openxmlformats.org/drawingml/2006/picture">
+                <pic:pic xmlns:pic="http://schemas.openxmlformats.org/drawingml/2006/picture">
+                  <pic:nvPicPr>
+                    <pic:cNvPr id="2016704682" name=""/>
+                    <pic:cNvPicPr/>
+                  </pic:nvPicPr>
+                  <pic:blipFill>
+                    <a:blip r:embed="rId5"/>
+                    <a:stretch>
+                      <a:fillRect/>
+                    </a:stretch>
+                  </pic:blipFill>
+                  <pic:spPr>
+                    <a:xfrm>
+                      <a:off x="0" y="0"/>
+                      <a:ext cx="2133898" cy="676369"/>
+                    </a:xfrm>
+                    <a:prstGeom prst="rect">
+                      <a:avLst/>
+                    </a:prstGeom>
+                    <a:ln w="38100" cap="sq">
+                      <a:solidFill>
+                        <a:srgbClr val="000000"/>
+                      </a:solidFill>
+                      <a:prstDash val="solid"/>
+                      <a:miter lim="800000"/>
+                    </a:ln>
+                    <a:effectLst>
+                      <a:outerShdw blurRad="50800" dist="38100" dir="2700000" algn="tl" rotWithShape="0">
+                        <a:srgbClr val="000000">
+                          <a:alpha val="43000"/>
+                        </a:srgbClr>
+                      </a:outerShdw>
+                    </a:effectLst>
+                  </pic:spPr>
+                </pic:pic>
+              </a:graphicData>
+            </a:graphic>
+          </wp:inline>
+        </w:drawing>
+      </w:r>
+    </w:p>
+    <w:p>
+      <w:r>
+        <w:t>D</w:t>
+      </w:r>
+      <w:r>
+        <w:t>eselect everything → Select → Select All by Trait → Loose Geometry</w:t>
       </w:r>
       <w:r>
         <w:t>.</w:t>
+      </w:r>
+    </w:p>
+    <w:p>
+      <w:r>
+        <w:rPr>
+          <w:noProof/>
+        </w:rPr>
+        <w:drawing>
+          <wp:inline distT="0" distB="0" distL="0" distR="0" wp14:anchorId="7F6F453A" wp14:editId="2B78ABC7">
+            <wp:extent cx="4543425" cy="3324457"/>
+            <wp:effectExtent l="76200" t="76200" r="123825" b="142875"/>
+            <wp:docPr id="16424890" name="Picture 1"/>
+            <wp:cNvGraphicFramePr>
+              <a:graphicFrameLocks xmlns:a="http://schemas.openxmlformats.org/drawingml/2006/main" noChangeAspect="1"/>
+            </wp:cNvGraphicFramePr>
+            <a:graphic xmlns:a="http://schemas.openxmlformats.org/drawingml/2006/main">
+              <a:graphicData uri="http://schemas.openxmlformats.org/drawingml/2006/picture">
+                <pic:pic xmlns:pic="http://schemas.openxmlformats.org/drawingml/2006/picture">
+                  <pic:nvPicPr>
+                    <pic:cNvPr id="16424890" name=""/>
+                    <pic:cNvPicPr/>
+                  </pic:nvPicPr>
+                  <pic:blipFill rotWithShape="1">
+                    <a:blip r:embed="rId6"/>
+                    <a:srcRect l="24039" r="43109" b="57265"/>
+                    <a:stretch>
+                      <a:fillRect/>
+                    </a:stretch>
+                  </pic:blipFill>
+                  <pic:spPr bwMode="auto">
+                    <a:xfrm>
+                      <a:off x="0" y="0"/>
+                      <a:ext cx="4555759" cy="3333482"/>
+                    </a:xfrm>
+                    <a:prstGeom prst="rect">
+                      <a:avLst/>
+                    </a:prstGeom>
+                    <a:ln w="38100" cap="sq">
+                      <a:solidFill>
+                        <a:srgbClr val="000000"/>
+                      </a:solidFill>
+                      <a:prstDash val="solid"/>
+                      <a:miter lim="800000"/>
+                    </a:ln>
+                    <a:effectLst>
+                      <a:outerShdw blurRad="50800" dist="38100" dir="2700000" algn="tl" rotWithShape="0">
+                        <a:srgbClr val="000000">
+                          <a:alpha val="43000"/>
+                        </a:srgbClr>
+                      </a:outerShdw>
+                    </a:effectLst>
+                    <a:extLst>
+                      <a:ext uri="{53640926-AAD7-44D8-BBD7-CCE9431645EC}">
+                        <a14:shadowObscured xmlns:a14="http://schemas.microsoft.com/office/drawing/2010/main"/>
+                      </a:ext>
+                    </a:extLst>
+                  </pic:spPr>
+                </pic:pic>
+              </a:graphicData>
+            </a:graphic>
+          </wp:inline>
+        </w:drawing>
+      </w:r>
+    </w:p>
+    <w:p>
+      <w:r>
+        <w:t>And we found a disconnected face in the ear.</w:t>
+      </w:r>
+    </w:p>
+    <w:p>
+      <w:r>
+        <w:lastRenderedPageBreak/>
+        <w:drawing>
+          <wp:inline distT="0" distB="0" distL="0" distR="0" wp14:anchorId="5A283C3E" wp14:editId="01109DF6">
+            <wp:extent cx="2133600" cy="2333268"/>
+            <wp:effectExtent l="76200" t="76200" r="133350" b="124460"/>
+            <wp:docPr id="436778109" name="Picture 1"/>
+            <wp:cNvGraphicFramePr>
+              <a:graphicFrameLocks xmlns:a="http://schemas.openxmlformats.org/drawingml/2006/main" noChangeAspect="1"/>
+            </wp:cNvGraphicFramePr>
+            <a:graphic xmlns:a="http://schemas.openxmlformats.org/drawingml/2006/main">
+              <a:graphicData uri="http://schemas.openxmlformats.org/drawingml/2006/picture">
+                <pic:pic xmlns:pic="http://schemas.openxmlformats.org/drawingml/2006/picture">
+                  <pic:nvPicPr>
+                    <pic:cNvPr id="436778109" name=""/>
+                    <pic:cNvPicPr/>
+                  </pic:nvPicPr>
+                  <pic:blipFill>
+                    <a:blip r:embed="rId7"/>
+                    <a:stretch>
+                      <a:fillRect/>
+                    </a:stretch>
+                  </pic:blipFill>
+                  <pic:spPr>
+                    <a:xfrm>
+                      <a:off x="0" y="0"/>
+                      <a:ext cx="2137267" cy="2337278"/>
+                    </a:xfrm>
+                    <a:prstGeom prst="rect">
+                      <a:avLst/>
+                    </a:prstGeom>
+                    <a:ln w="38100" cap="sq">
+                      <a:solidFill>
+                        <a:srgbClr val="000000"/>
+                      </a:solidFill>
+                      <a:prstDash val="solid"/>
+                      <a:miter lim="800000"/>
+                    </a:ln>
+                    <a:effectLst>
+                      <a:outerShdw blurRad="50800" dist="38100" dir="2700000" algn="tl" rotWithShape="0">
+                        <a:srgbClr val="000000">
+                          <a:alpha val="43000"/>
+                        </a:srgbClr>
+                      </a:outerShdw>
+                    </a:effectLst>
+                  </pic:spPr>
+                </pic:pic>
+              </a:graphicData>
+            </a:graphic>
+          </wp:inline>
+        </w:drawing>
+      </w:r>
+    </w:p>
+    <w:p>
+      <w:r>
+        <w:t>So, delete that wayward face, it does not belong on our model</w:t>
       </w:r>
     </w:p>
     <w:p>
@@ -174,6 +361,76 @@
     </w:p>
     <w:p>
       <w:pPr>
+        <w:spacing w:before="100" w:beforeAutospacing="1" w:after="100" w:afterAutospacing="1" w:line="240" w:lineRule="auto"/>
+        <w:rPr>
+          <w:rFonts w:ascii="Times New Roman" w:eastAsia="Times New Roman" w:hAnsi="Times New Roman" w:cs="Times New Roman"/>
+          <w:kern w:val="0"/>
+          <w:sz w:val="24"/>
+          <w:szCs w:val="24"/>
+          <w14:ligatures w14:val="none"/>
+        </w:rPr>
+      </w:pPr>
+      <w:r>
+        <w:rPr>
+          <w:rFonts w:ascii="Times New Roman" w:eastAsia="Times New Roman" w:hAnsi="Times New Roman" w:cs="Times New Roman"/>
+          <w:kern w:val="0"/>
+          <w:sz w:val="24"/>
+          <w:szCs w:val="24"/>
+          <w14:ligatures w14:val="none"/>
+        </w:rPr>
+        <w:drawing>
+          <wp:inline distT="0" distB="0" distL="0" distR="0" wp14:anchorId="04184AFF" wp14:editId="0081721F">
+            <wp:extent cx="1562100" cy="1532626"/>
+            <wp:effectExtent l="76200" t="76200" r="133350" b="125095"/>
+            <wp:docPr id="169775194" name="Picture 1"/>
+            <wp:cNvGraphicFramePr>
+              <a:graphicFrameLocks xmlns:a="http://schemas.openxmlformats.org/drawingml/2006/main" noChangeAspect="1"/>
+            </wp:cNvGraphicFramePr>
+            <a:graphic xmlns:a="http://schemas.openxmlformats.org/drawingml/2006/main">
+              <a:graphicData uri="http://schemas.openxmlformats.org/drawingml/2006/picture">
+                <pic:pic xmlns:pic="http://schemas.openxmlformats.org/drawingml/2006/picture">
+                  <pic:nvPicPr>
+                    <pic:cNvPr id="169775194" name=""/>
+                    <pic:cNvPicPr/>
+                  </pic:nvPicPr>
+                  <pic:blipFill>
+                    <a:blip r:embed="rId8"/>
+                    <a:stretch>
+                      <a:fillRect/>
+                    </a:stretch>
+                  </pic:blipFill>
+                  <pic:spPr>
+                    <a:xfrm>
+                      <a:off x="0" y="0"/>
+                      <a:ext cx="1564229" cy="1534715"/>
+                    </a:xfrm>
+                    <a:prstGeom prst="rect">
+                      <a:avLst/>
+                    </a:prstGeom>
+                    <a:ln w="38100" cap="sq">
+                      <a:solidFill>
+                        <a:srgbClr val="000000"/>
+                      </a:solidFill>
+                      <a:prstDash val="solid"/>
+                      <a:miter lim="800000"/>
+                    </a:ln>
+                    <a:effectLst>
+                      <a:outerShdw blurRad="50800" dist="38100" dir="2700000" algn="tl" rotWithShape="0">
+                        <a:srgbClr val="000000">
+                          <a:alpha val="43000"/>
+                        </a:srgbClr>
+                      </a:outerShdw>
+                    </a:effectLst>
+                  </pic:spPr>
+                </pic:pic>
+              </a:graphicData>
+            </a:graphic>
+          </wp:inline>
+        </w:drawing>
+      </w:r>
+    </w:p>
+    <w:p>
+      <w:pPr>
         <w:numPr>
           <w:ilvl w:val="0"/>
           <w:numId w:val="15"/>
@@ -211,10 +468,61 @@
       </w:r>
       <w:r>
         <w:rPr>
-          <w:rFonts w:ascii="Times New Roman" w:eastAsia="Times New Roman" w:hAnsi="Times New Roman" w:cs="Times New Roman"/>
+          <w:rFonts w:ascii="Courier New" w:eastAsia="Times New Roman" w:hAnsi="Courier New" w:cs="Courier New"/>
           <w:b/>
           <w:bCs/>
           <w:kern w:val="0"/>
+          <w:sz w:val="20"/>
+          <w:szCs w:val="20"/>
+          <w14:ligatures w14:val="none"/>
+        </w:rPr>
+        <w:t xml:space="preserve">, </w:t>
+      </w:r>
+      <w:r>
+        <w:t>or go to the Mesh menu</w:t>
+      </w:r>
+      <w:r>
+        <w:rPr>
+          <w:rFonts w:ascii="Courier New" w:eastAsia="Times New Roman" w:hAnsi="Courier New" w:cs="Courier New"/>
+          <w:b/>
+          <w:bCs/>
+          <w:kern w:val="0"/>
+          <w:sz w:val="20"/>
+          <w:szCs w:val="20"/>
+          <w14:ligatures w14:val="none"/>
+        </w:rPr>
+        <w:t xml:space="preserve"> </w:t>
+      </w:r>
+      <w:r>
+        <w:rPr>
+          <w:rFonts w:ascii="Times New Roman" w:eastAsia="Times New Roman" w:hAnsi="Times New Roman" w:cs="Times New Roman"/>
+          <w:b/>
+          <w:bCs/>
+          <w:kern w:val="0"/>
+          <w:sz w:val="24"/>
+          <w:szCs w:val="24"/>
+          <w14:ligatures w14:val="none"/>
+        </w:rPr>
+        <w:t>M</w:t>
+      </w:r>
+      <w:r>
+        <w:rPr>
+          <w:rFonts w:ascii="Times New Roman" w:eastAsia="Times New Roman" w:hAnsi="Times New Roman" w:cs="Times New Roman"/>
+          <w:b/>
+          <w:bCs/>
+          <w:kern w:val="0"/>
+          <w:sz w:val="24"/>
+          <w:szCs w:val="24"/>
+          <w14:ligatures w14:val="none"/>
+        </w:rPr>
+        <w:t>erge</w:t>
+      </w:r>
+      <w:r>
+        <w:rPr>
+          <w:rFonts w:ascii="Times New Roman" w:eastAsia="Times New Roman" w:hAnsi="Times New Roman" w:cs="Times New Roman"/>
+          <w:b/>
+          <w:bCs/>
+          <w:kern w:val="0"/>
           <w:sz w:val="24"/>
           <w:szCs w:val="24"/>
           <w14:ligatures w14:val="none"/>
@@ -231,6 +539,90 @@
         </w:rPr>
         <w:t xml:space="preserve">. </w:t>
       </w:r>
+    </w:p>
+    <w:p>
+      <w:pPr>
+        <w:spacing w:before="100" w:beforeAutospacing="1" w:after="100" w:afterAutospacing="1" w:line="240" w:lineRule="auto"/>
+        <w:rPr>
+          <w:rFonts w:ascii="Times New Roman" w:eastAsia="Times New Roman" w:hAnsi="Times New Roman" w:cs="Times New Roman"/>
+          <w:kern w:val="0"/>
+          <w:sz w:val="24"/>
+          <w:szCs w:val="24"/>
+          <w14:ligatures w14:val="none"/>
+        </w:rPr>
+      </w:pPr>
+      <w:r>
+        <w:rPr>
+          <w:noProof/>
+        </w:rPr>
+        <w:drawing>
+          <wp:inline distT="0" distB="0" distL="0" distR="0" wp14:anchorId="38E15B55" wp14:editId="04E20107">
+            <wp:extent cx="4284857" cy="3314700"/>
+            <wp:effectExtent l="76200" t="76200" r="135255" b="133350"/>
+            <wp:docPr id="617177225" name="Picture 1"/>
+            <wp:cNvGraphicFramePr>
+              <a:graphicFrameLocks xmlns:a="http://schemas.openxmlformats.org/drawingml/2006/main" noChangeAspect="1"/>
+            </wp:cNvGraphicFramePr>
+            <a:graphic xmlns:a="http://schemas.openxmlformats.org/drawingml/2006/main">
+              <a:graphicData uri="http://schemas.openxmlformats.org/drawingml/2006/picture">
+                <pic:pic xmlns:pic="http://schemas.openxmlformats.org/drawingml/2006/picture">
+                  <pic:nvPicPr>
+                    <pic:cNvPr id="617177225" name=""/>
+                    <pic:cNvPicPr/>
+                  </pic:nvPicPr>
+                  <pic:blipFill rotWithShape="1">
+                    <a:blip r:embed="rId9"/>
+                    <a:srcRect l="29487" r="45032" b="64957"/>
+                    <a:stretch>
+                      <a:fillRect/>
+                    </a:stretch>
+                  </pic:blipFill>
+                  <pic:spPr bwMode="auto">
+                    <a:xfrm>
+                      <a:off x="0" y="0"/>
+                      <a:ext cx="4298209" cy="3325029"/>
+                    </a:xfrm>
+                    <a:prstGeom prst="rect">
+                      <a:avLst/>
+                    </a:prstGeom>
+                    <a:ln w="38100" cap="sq">
+                      <a:solidFill>
+                        <a:srgbClr val="000000"/>
+                      </a:solidFill>
+                      <a:prstDash val="solid"/>
+                      <a:miter lim="800000"/>
+                    </a:ln>
+                    <a:effectLst>
+                      <a:outerShdw blurRad="50800" dist="38100" dir="2700000" algn="tl" rotWithShape="0">
+                        <a:srgbClr val="000000">
+                          <a:alpha val="43000"/>
+                        </a:srgbClr>
+                      </a:outerShdw>
+                    </a:effectLst>
+                    <a:extLst>
+                      <a:ext uri="{53640926-AAD7-44D8-BBD7-CCE9431645EC}">
+                        <a14:shadowObscured xmlns:a14="http://schemas.microsoft.com/office/drawing/2010/main"/>
+                      </a:ext>
+                    </a:extLst>
+                  </pic:spPr>
+                </pic:pic>
+              </a:graphicData>
+            </a:graphic>
+          </wp:inline>
+        </w:drawing>
+      </w:r>
+    </w:p>
+    <w:p>
+      <w:pPr>
+        <w:spacing w:before="100" w:beforeAutospacing="1" w:after="100" w:afterAutospacing="1" w:line="240" w:lineRule="auto"/>
+        <w:rPr>
+          <w:rFonts w:ascii="Times New Roman" w:eastAsia="Times New Roman" w:hAnsi="Times New Roman" w:cs="Times New Roman"/>
+          <w:kern w:val="0"/>
+          <w:sz w:val="24"/>
+          <w:szCs w:val="24"/>
+          <w14:ligatures w14:val="none"/>
+        </w:rPr>
+      </w:pPr>
     </w:p>
     <w:p>
       <w:pPr>
@@ -321,6 +713,62 @@
           <w:szCs w:val="24"/>
           <w14:ligatures w14:val="none"/>
         </w:rPr>
+        <w:drawing>
+          <wp:inline distT="0" distB="0" distL="0" distR="0" wp14:anchorId="1060AB0B" wp14:editId="0F093F91">
+            <wp:extent cx="5943600" cy="2900045"/>
+            <wp:effectExtent l="0" t="0" r="0" b="0"/>
+            <wp:docPr id="101824838" name="Picture 1"/>
+            <wp:cNvGraphicFramePr>
+              <a:graphicFrameLocks xmlns:a="http://schemas.openxmlformats.org/drawingml/2006/main" noChangeAspect="1"/>
+            </wp:cNvGraphicFramePr>
+            <a:graphic xmlns:a="http://schemas.openxmlformats.org/drawingml/2006/main">
+              <a:graphicData uri="http://schemas.openxmlformats.org/drawingml/2006/picture">
+                <pic:pic xmlns:pic="http://schemas.openxmlformats.org/drawingml/2006/picture">
+                  <pic:nvPicPr>
+                    <pic:cNvPr id="101824838" name=""/>
+                    <pic:cNvPicPr/>
+                  </pic:nvPicPr>
+                  <pic:blipFill>
+                    <a:blip r:embed="rId10"/>
+                    <a:stretch>
+                      <a:fillRect/>
+                    </a:stretch>
+                  </pic:blipFill>
+                  <pic:spPr>
+                    <a:xfrm>
+                      <a:off x="0" y="0"/>
+                      <a:ext cx="5943600" cy="2900045"/>
+                    </a:xfrm>
+                    <a:prstGeom prst="rect">
+                      <a:avLst/>
+                    </a:prstGeom>
+                  </pic:spPr>
+                </pic:pic>
+              </a:graphicData>
+            </a:graphic>
+          </wp:inline>
+        </w:drawing>
+      </w:r>
+    </w:p>
+    <w:p>
+      <w:pPr>
+        <w:spacing w:before="100" w:beforeAutospacing="1" w:after="100" w:afterAutospacing="1" w:line="240" w:lineRule="auto"/>
+        <w:rPr>
+          <w:rFonts w:ascii="Times New Roman" w:eastAsia="Times New Roman" w:hAnsi="Times New Roman" w:cs="Times New Roman"/>
+          <w:kern w:val="0"/>
+          <w:sz w:val="24"/>
+          <w:szCs w:val="24"/>
+          <w14:ligatures w14:val="none"/>
+        </w:rPr>
+      </w:pPr>
+      <w:r>
+        <w:rPr>
+          <w:rFonts w:ascii="Times New Roman" w:eastAsia="Times New Roman" w:hAnsi="Times New Roman" w:cs="Times New Roman"/>
+          <w:kern w:val="0"/>
+          <w:sz w:val="24"/>
+          <w:szCs w:val="24"/>
+          <w14:ligatures w14:val="none"/>
+        </w:rPr>
         <w:t xml:space="preserve">If it says </w:t>
       </w:r>
       <w:r>
@@ -412,7 +860,6 @@
         <w:t xml:space="preserve"> We may have caught some stowaways. </w:t>
       </w:r>
     </w:p>
-    <w:p/>
     <w:sectPr>
       <w:pgSz w:w="12240" w:h="15840"/>
       <w:pgMar w:top="1440" w:right="1440" w:bottom="1440" w:left="1440" w:header="720" w:footer="720" w:gutter="0"/>
